--- a/results/supplementary/table_09_movement_pca.docx
+++ b/results/supplementary/table_09_movement_pca.docx
@@ -28,7 +28,7 @@
         <w:rPr/>
         <w:t xml:space="preserve">Table </w:t>
       </w:r>
-      <w:bookmarkStart w:id="1b74c2d8-9ed3-4bc5-b81b-8a1de5afaf55" w:name="table"/>
+      <w:bookmarkStart w:id="ae69d253-7291-41e6-9896-52cece834cf1" w:name="table"/>
       <w:r>
         <w:rPr/>
         <w:fldChar w:fldCharType="begin" w:dirty="true"/>
@@ -41,7 +41,7 @@
         <w:rPr/>
         <w:fldChar w:fldCharType="end" w:dirty="true"/>
       </w:r>
-      <w:bookmarkEnd w:id="1b74c2d8-9ed3-4bc5-b81b-8a1de5afaf55"/>
+      <w:bookmarkEnd w:id="ae69d253-7291-41e6-9896-52cece834cf1"/>
       <w:r>
         <w:rPr/>
         <w:t xml:space="preserve">. </w:t>
@@ -968,7 +968,7 @@
                 <w:szCs w:val="18"/>
                 <w:color w:val="000000"/>
               </w:rPr>
-              <w:t xml:space="preserve">Variance explained: .</w:t>
+              <w:t xml:space="preserve">Variance explained: PC1 = 76.1%.</w:t>
             </w:r>
           </w:p>
         </w:tc>
@@ -1029,7 +1029,7 @@
                 <w:szCs w:val="18"/>
                 <w:color w:val="000000"/>
               </w:rPr>
-              <w:t xml:space="preserve">Dominant component (PC1), oriented so higher = more movement and rescaled to unit SD, used as the overall movement score. Communalities (h2): variance of each feature captured by the retained component(s); salient loadings |.| &gt; 0.40.</w:t>
+              <w:t xml:space="preserve">Dominant component (PC1) was oriented so that higher scores indicate more movement and rescaled to unit SD for use as the overall movement score. Communalities (h2) indicate the proportion of variance in each feature captured by the retained component(s).</w:t>
             </w:r>
           </w:p>
         </w:tc>

--- a/results/supplementary/table_09_movement_pca.docx
+++ b/results/supplementary/table_09_movement_pca.docx
@@ -28,7 +28,7 @@
         <w:rPr/>
         <w:t xml:space="preserve">Table </w:t>
       </w:r>
-      <w:bookmarkStart w:id="ae69d253-7291-41e6-9896-52cece834cf1" w:name="table"/>
+      <w:bookmarkStart w:id="f71799a0-490f-413a-9685-43937e9a8629" w:name="table"/>
       <w:r>
         <w:rPr/>
         <w:fldChar w:fldCharType="begin" w:dirty="true"/>
@@ -41,7 +41,7 @@
         <w:rPr/>
         <w:fldChar w:fldCharType="end" w:dirty="true"/>
       </w:r>
-      <w:bookmarkEnd w:id="ae69d253-7291-41e6-9896-52cece834cf1"/>
+      <w:bookmarkEnd w:id="f71799a0-490f-413a-9685-43937e9a8629"/>
       <w:r>
         <w:rPr/>
         <w:t xml:space="preserve">. </w:t>

--- a/results/supplementary/table_09_movement_pca.docx
+++ b/results/supplementary/table_09_movement_pca.docx
@@ -28,7 +28,7 @@
         <w:rPr/>
         <w:t xml:space="preserve">Table </w:t>
       </w:r>
-      <w:bookmarkStart w:id="f71799a0-490f-413a-9685-43937e9a8629" w:name="table"/>
+      <w:bookmarkStart w:id="5b3b5496-0607-43bc-b296-ad75beacee2b" w:name="table"/>
       <w:r>
         <w:rPr/>
         <w:fldChar w:fldCharType="begin" w:dirty="true"/>
@@ -41,7 +41,7 @@
         <w:rPr/>
         <w:fldChar w:fldCharType="end" w:dirty="true"/>
       </w:r>
-      <w:bookmarkEnd w:id="f71799a0-490f-413a-9685-43937e9a8629"/>
+      <w:bookmarkEnd w:id="5b3b5496-0607-43bc-b296-ad75beacee2b"/>
       <w:r>
         <w:rPr/>
         <w:t xml:space="preserve">. </w:t>
